--- a/course_development/active_inference_es/03_counting_patterns/03_perception/output/lab-protocols/03_perception-lab.docx
+++ b/course_development/active_inference_es/03_counting_patterns/03_perception/output/lab-protocols/03_perception-lab.docx
@@ -14,7 +14,7 @@
     </w:p>
     <w:p>
       <w:r>
-        <w:t>To Create your own patterns and see if a friend can Solve (Perceive) them.</w:t>
+        <w:t>Create your own patterns and see if a friend can solve (perceive) them!</w:t>
       </w:r>
     </w:p>
     <w:p>
@@ -24,7 +24,7 @@
     </w:p>
     <w:p>
       <w:r>
-        <w:t>Colored beads, Lego bricks, or Markers.  A friend (or parent).   Steps</w:t>
+        <w:t>Colored beads, Lego bricks, or markers  A friend (or parent)  Paper and pencil   Steps</w:t>
       </w:r>
     </w:p>
     <w:p>
@@ -34,9 +34,7 @@
     </w:p>
     <w:p>
       <w:r>
-        <w:t>You are the Pattern Maker.</w:t>
-        <w:br/>
-        <w:t>Make a sequence but LEAVE THE END EMPTY.</w:t>
+        <w:t>You are the Pattern Maker. Make a sequence using colors or shapes, but LEAVE THE END EMPTY.</w:t>
       </w:r>
     </w:p>
     <w:p>
@@ -46,11 +44,7 @@
     </w:p>
     <w:p>
       <w:r>
-        <w:t>Ask your friend: "What comes next?"</w:t>
-        <w:br/>
-        <w:t>If they put a Red one, they found the rule!</w:t>
-        <w:br/>
-        <w:t>If they put a Green one, they were surprised!</w:t>
+        <w:t>Ask your friend: "What comes next?" If they put the right one, they found the rule! If they put the wrong one, they were surprised!</w:t>
       </w:r>
     </w:p>
     <w:p>
@@ -60,22 +54,51 @@
     </w:p>
     <w:p>
       <w:r>
-        <w:t>Make it harder!</w:t>
+        <w:t>Make it harder with different pattern types:</w:t>
       </w:r>
     </w:p>
     <w:p>
       <w:r>
-        <w:t>AAB (Red, Red, Blue, Red, Red, Blue...)  ABC (Red, Blue, Green, Red, Blue, Green...)   My Pattern Log</w:t>
+        <w:t>AB : Red, Blue, Red, Blue, Red, Blue...  AAB : Red, Red, Blue, Red, Red, Blue...  ABC : Red, Blue, Green, Red, Blue, Green...  AABB : Red, Red, Blue, Blue, Red, Red, Blue, Blue...   4. Pattern Detective</w:t>
       </w:r>
     </w:p>
     <w:p>
       <w:r>
-        <w:t>My Pattern  The Rule  Did they solve it?      Red, Blue  AB  Yes    Red, Red, Yellow  AAB  No (Tricky!)     What We Learned</w:t>
+        <w:t>Now switch roles! Your friend makes a pattern and YOU have to figure out the rule. Write down the rule you think it is before guessing.</w:t>
       </w:r>
     </w:p>
     <w:p>
       <w:r>
-        <w:t>We proved that our brains are Prediction Machines. We look at the past (the start of the line) to guess the future (the end of the line).</w:t>
+        <w:t>5. The Surprise Round</w:t>
+      </w:r>
+    </w:p>
+    <w:p>
+      <w:r>
+        <w:t>Make a pattern that starts normal but then BREAKS the rule. (Red, Blue, Red, Blue, Red, YELLOW!) Watch your friend's face when the pattern breaks. That is the Surprise!</w:t>
+      </w:r>
+    </w:p>
+    <w:p>
+      <w:r>
+        <w:t>My Pattern Log</w:t>
+      </w:r>
+    </w:p>
+    <w:p>
+      <w:r>
+        <w:t>*</w:t>
+      </w:r>
+    </w:p>
+    <w:p>
+      <w:r>
+        <w:t>Write your response here  *</w:t>
+        <w:br/>
+        <w:t>The trickiest pattern I made was: ___</w:t>
+        <w:br/>
+        <w:t>The pattern I couldn't solve was: ___</w:t>
+      </w:r>
+    </w:p>
+    <w:p>
+      <w:r>
+        <w:t>My Pattern  The Rule  Did They Solve It?                      What We Learned</w:t>
       </w:r>
     </w:p>
     <w:sectPr>
